--- a/example_articles/countries/Italy/5.countries_Italy_Other_publisher.docx
+++ b/example_articles/countries/Italy/5.countries_Italy_Other_publisher.docx
@@ -27,17 +27,17 @@
     </w:p>
     <w:p>
       <w:r>
-        <w:t>Source File: Other publishers/Files (500) (21).DOCX</w:t>
+        <w:t>Source file: Other publishers/Files (500) (21).DOCX</w:t>
       </w:r>
     </w:p>
     <w:p>
       <w:r>
-        <w:t>Raw locations result: ['Italy']</w:t>
+        <w:t>Raw locations result, 'locations': ['Italy']</w:t>
       </w:r>
     </w:p>
     <w:p>
       <w:r>
-        <w:t>countries_stand_flat (Standardized): Italy</w:t>
+        <w:t>Standardized locations result, 'countries_stand_flat': Italy</w:t>
       </w:r>
     </w:p>
     <w:p>

--- a/example_articles/countries/Italy/5.countries_Italy_Other_publisher.docx
+++ b/example_articles/countries/Italy/5.countries_Italy_Other_publisher.docx
@@ -7,7 +7,7 @@
         <w:pStyle w:val="Heading1"/>
       </w:pPr>
       <w:r>
-        <w:t>In south Florida, raising the roof and the crime rate</w:t>
+        <w:t>'Orgasmo Adulto' at the Loring is a bit passe</w:t>
       </w:r>
     </w:p>
     <w:p>
@@ -17,12 +17,12 @@
     </w:p>
     <w:p>
       <w:r>
-        <w:t>Date: 1993-02-15</w:t>
+        <w:t>Date: 1993-08-17</w:t>
       </w:r>
     </w:p>
     <w:p>
       <w:r>
-        <w:t>Section: NEWS; Pg. 3A</w:t>
+        <w:t>Section: Variety; Pg. 3E</w:t>
       </w:r>
     </w:p>
     <w:p>
@@ -49,51 +49,25 @@
     </w:p>
     <w:p>
       <w:r>
-        <w:t>KEY LARGO, Fla. _ Spared by Hurricane Andrew, this once-tranquil community is stirred up over an aftershock: a crime spree police blame on rowdy construction workers.</w:t>
+        <w:t>The most intriguing aspect of "Orgasmo Adulto Escapes from the Zoo," a late-night offering at the Loring Playhouse, is its title.</w:t>
         <w:br/>
-        <w:t>"All the locals are hiding. They're afraid to go out anymore," says Anne Hotchkiss, 40, a hardware store clerk. "It's a little joke down here: 'The Roofers From Hell.' "</w:t>
+        <w:t xml:space="preserve"> In other respects the Dario Fo-Franca Rame monologues, urging working class women to follow their own courses in life, are dated and aimed at the wrong audience.</w:t>
         <w:br/>
-        <w:t>After the Aug. 24 storm, hundreds of construction workers moved into the wooded areas and campgrounds dotting the upper Florida Keys.</w:t>
+        <w:t xml:space="preserve"> The husband and wife team of Fo and Rame are the Italian equivalents of the San Francisco Mime Troupe and other political, guerrilla troupes of the 1960s. They see theater as a tool of illumination and reformation and favor the direct assault over subtle persuasion.</w:t>
         <w:br/>
-        <w:t>A half-hour south of Homestead, Key Largo (pop. 11,336, unincorporated) is closest to the still-ravaged area the workers have come to rebuild.</w:t>
+        <w:t>"Orgasmo Adulto" consists of nine monologues that can be performed in any number of permutations and combinations on bare stages, factory floors and street stages. The three chosen by Prickly Heat Productions for the Loring show are similar in style and message.</w:t>
         <w:br/>
-        <w:t>Police coined the phrase "roofers from hell" after a recent series of drug stings netted 81 arrests _ triple the usual number. All but 10 suspects are out-of-town laborers.</w:t>
+        <w:t xml:space="preserve"> The style is monologue with actresses Denise Sumpter Foy, Claudia Wilkens and Signe Anderson - each donning the clothes of an oppressed woman and spinning her thoughts and story onto the stage. The message is consistent. Women are oppressed by society in general and men in particular. They have to do all the work at home while their husbands sleep and watch TV. When they bolt the home, they are chased down like fugitives and returned to husband and children. They must be responsible for birth control and must bear the costs of unwanted pregnancies while men escape untouched.</w:t>
         <w:br/>
-        <w:t>Also:</w:t>
+        <w:t xml:space="preserve"> Fo and Rame aimed their messages at factory workers and their loutish mates. I doubt if they were very concerned with the plight of the upwardly mobile lasses making 75 grand a year and complaining about being oppressed. For better or worse, I don't think you will find many of their targets in Twin Cities audiences.</w:t>
         <w:br/>
-        <w:t>Theft and alcohol-induced assaults, mainly against construction workers or police, are on the rise. One fight turned deadly when a laborer was stabbed. It was the second murder in Key Largo in a year.</w:t>
+        <w:t xml:space="preserve"> The times have also, to a large degree, passed this play by. One only has to watch "A . . . My Name Is Still Alice," to realize that women today have bypassed loutish mates. Now their problems are their own. How to balance work and motherhood. Whether independence is worth the price needed to pay for it. These concerns are in the distant future for the women in Fo and Rame's piece.</w:t>
         <w:br/>
-        <w:t>Authorities investigated 100 new felony cases in December, triple the usual.</w:t>
+        <w:t xml:space="preserve"> The results is that no matter how laudable the intentions of its maker, "Orgasmo Adulto" is heavy-handed, misdirected agitprop that has far too little humor to make up for its earnestness.</w:t>
         <w:br/>
-        <w:t>More convenience stores are being robbed. Deputies arrested one roofer armed with a broken beer bottle.</w:t>
+        <w:t xml:space="preserve"> This is to take nothing away from the performances of the three actresses performing the play, especially Wilkens and Albertson. Wilkens plays a middle-aged woman who has taken refuge in a church to escape the minions of the law who intend to return her to the marital home she has fled. There is a winning sense of irony and good-nature as Wilkens tells this sad tale.</w:t>
         <w:br/>
-        <w:t>More drunken melees are reported. Last week, five officers broke up a barroom brawl. Kicked and beaten by construction workers, one deputy needed medical treatment.</w:t>
-        <w:br/>
-        <w:t>While noting a small number of the workers cause trouble, the Monroe County sheriff's office reports a 24% increase in calls for help.</w:t>
-        <w:br/>
-        <w:t>"Since the hurricane, everything has changed," sheriff's Capt. Joe Leiter says. "I get calls from husbands who tell me their wives are afraid to go get groceries at the Publix."</w:t>
-        <w:br/>
-        <w:t>Key Largo's claims to fame are its coral reefs and a namesake movie starring Humphrey Bogart. Endearingly eccentric, it's a place where laid-back locals leave bikes unlocked.</w:t>
-        <w:br/>
-        <w:t>But the owner of the Book Nook says his block just started a Neighborhood Watch program because burglaries "became so severe."</w:t>
-        <w:br/>
-        <w:t>Adds Joel Carmel, 45: "People live here because they can't stand Miami. The Keys are relaxed. That's what we like about it."</w:t>
-        <w:br/>
-        <w:t>Says Leiter: "We're not trying to defame an entire working class here to rebuild south Florida. Honestly, we couldn't do it without their help . . . It takes probably 10-20% to make it look bad for all of them."</w:t>
-        <w:br/>
-        <w:t>Roofer James Drake, from Summerville, S.C., agrees: "Like the farmer says, if you've got a bushel of apples and you find a rotten one, you throw it out and keep the rest."</w:t>
-        <w:br/>
-        <w:t>Nodding at a handful of workers sharing his campground, Drake, 52, says: "Not all roofers are from hell. These are some good people."</w:t>
-        <w:br/>
-        <w:t>Ray Williams, 35, living in a converted bus, says the label doesn't offend him: "There's a lot of truth in it," says the St. Petersburg, Fla., roofer.</w:t>
-        <w:br/>
-        <w:t>But he adds the out-of-towners also are targets. A smash-and-grab robber hit Williams' girlfriend in her car. And he says nine of the 10 bosses he's had since the storm have stiffed him on pay.</w:t>
-        <w:br/>
-        <w:br/>
-        <w:t>Notes</w:t>
-        <w:br/>
-        <w:br/>
-        <w:t>THE NATION</w:t>
+        <w:t xml:space="preserve"> Albertson gives a rich performance as she probes the dilemma of a young woman who yearns for love but is overwhelmed by the need to control its every incident in order to avoid pregnancy. There is a dignity and strength in this performance that flower when the woman decides to take full command of her body and her life.</w:t>
         <w:br/>
         <w:br/>
         <w:t>Graphic</w:t>
@@ -101,7 +75,7 @@
         <w:br/>
         <w:t xml:space="preserve"> </w:t>
         <w:br/>
-        <w:t>GRAPHIC, b/w, Marty Baumann, USA TODAY (Map, Florida); PHOTO, b/w, Tom Salyer</w:t>
+        <w:t>Photograph</w:t>
       </w:r>
     </w:p>
     <w:sectPr>

--- a/example_articles/countries/Italy/5.countries_Italy_Other_publisher.docx
+++ b/example_articles/countries/Italy/5.countries_Italy_Other_publisher.docx
@@ -7,7 +7,9 @@
         <w:pStyle w:val="Heading1"/>
       </w:pPr>
       <w:r>
-        <w:t>'Orgasmo Adulto' at the Loring is a bit passe</w:t>
+        <w:t>SLAPSTICK SATIRE;</w:t>
+        <w:br/>
+        <w:t xml:space="preserve"> ITALIAN DARIO FO'S 'ANARCHIST' LOOKS FOR TRUTH IN A POLITICAL FARCE</w:t>
       </w:r>
     </w:p>
     <w:p>
@@ -17,17 +19,17 @@
     </w:p>
     <w:p>
       <w:r>
-        <w:t>Date: 1993-08-17</w:t>
+        <w:t>Date: 2004-03-10</w:t>
       </w:r>
     </w:p>
     <w:p>
       <w:r>
-        <w:t>Section: Variety; Pg. 3E</w:t>
+        <w:t>Section: ARTS &amp; ENTERTAINMENT,</w:t>
       </w:r>
     </w:p>
     <w:p>
       <w:r>
-        <w:t>Source file: Other publishers/Files (500) (21).DOCX</w:t>
+        <w:t>Source file: Other publishers/Files (500) (25).DOCX</w:t>
       </w:r>
     </w:p>
     <w:p>
@@ -49,25 +51,51 @@
     </w:p>
     <w:p>
       <w:r>
-        <w:t>The most intriguing aspect of "Orgasmo Adulto Escapes from the Zoo," a late-night offering at the Loring Playhouse, is its title.</w:t>
+        <w:t>He's been called holy fool, buffoon, blasphemer and genius. Audiences love him, especially the irreverent working class of his native Italy. But when he's tried to bring his art to the United States, he's usually denied a visa. And when he received the 1997 Nobel Prize for Literature, the cheers were more than matched by expressions of outrage, both in Italy and abroad.</w:t>
         <w:br/>
-        <w:t xml:space="preserve"> In other respects the Dario Fo-Franca Rame monologues, urging working class women to follow their own courses in life, are dated and aimed at the wrong audience.</w:t>
+        <w:t xml:space="preserve"> He is Dario Fo, 77, a performer and playwright of unusual dimension, philosophy and heritage. And this farceur-provocateur is now getting his biggest ever showcase in Pittsburgh as the Public Theater presents its co-production (with the Dallas Theater Center) of a new adaptation by Ron Jenkins of Fo's characteristic 1970 political farce, "Accidental Death of an Anarchist."</w:t>
         <w:br/>
-        <w:t xml:space="preserve"> The husband and wife team of Fo and Rame are the Italian equivalents of the San Francisco Mime Troupe and other political, guerrilla troupes of the 1960s. They see theater as a tool of illumination and reformation and favor the direct assault over subtle persuasion.</w:t>
+        <w:t>It's subversive, no doubt about it -- subversive of the authoritative pomposity that sheathes official institutions. The play's basis is the real 1969 death of an anarchist who "fell" from the window of a police station where he was being interrogated. Into the nervous world of police bureaucracy erupts a mysterious maniac who takes on many guises -- most profitably, that of an investigating judge so aristocratically eccentric that he must be the real thing. Under the guise of helping the cops cover up, he teases the contradictory logic of their lies into new wonders of idiocy.</w:t>
         <w:br/>
-        <w:t>"Orgasmo Adulto" consists of nine monologues that can be performed in any number of permutations and combinations on bare stages, factory floors and street stages. The three chosen by Prickly Heat Productions for the Loring show are similar in style and message.</w:t>
+        <w:t xml:space="preserve"> It's like Joe Orton meets Brendan Behan meets Monty Python, but with radical intent.</w:t>
         <w:br/>
-        <w:t xml:space="preserve"> The style is monologue with actresses Denise Sumpter Foy, Claudia Wilkens and Signe Anderson - each donning the clothes of an oppressed woman and spinning her thoughts and story onto the stage. The message is consistent. Women are oppressed by society in general and men in particular. They have to do all the work at home while their husbands sleep and watch TV. When they bolt the home, they are chased down like fugitives and returned to husband and children. They must be responsible for birth control and must bear the costs of unwanted pregnancies while men escape untouched.</w:t>
+        <w:t xml:space="preserve"> If Fo's mix of slapstick comedy and radical politics is known at all in Pittsburgh, other than as a foreign name wreathed in controversy, it is the work of the small New Group Theatre, which labored for years in a loft-like space in Bloomfield. Led by Martin Giles, the New Group did three Fo plays, including what was almost certainly the Pittsburgh premiere of "Accidental Death of an Anarchist" in 1986.</w:t>
         <w:br/>
-        <w:t xml:space="preserve"> Fo and Rame aimed their messages at factory workers and their loutish mates. I doubt if they were very concerned with the plight of the upwardly mobile lasses making 75 grand a year and complaining about being oppressed. For better or worse, I don't think you will find many of their targets in Twin Cities audiences.</w:t>
+        <w:t xml:space="preserve"> There's another Pittsburgh connection to Fo -- Rick Kemp, English director and actor. Along with acquiring two degrees from Oxford, Kemp studied and taught physical theater at Paris' Ecole Gaulier/Pagneux. That, and his experience as a rock drummer and street clown/entertainer, were appropriate preparation for his work two decades ago on the English premiere of Fo's "Mystero Buffo," which led to a stint studying and teaching in Fo's own school in Umbria, Italy.</w:t>
         <w:br/>
-        <w:t xml:space="preserve"> The times have also, to a large degree, passed this play by. One only has to watch "A . . . My Name Is Still Alice," to realize that women today have bypassed loutish mates. Now their problems are their own. How to balance work and motherhood. Whether independence is worth the price needed to pay for it. These concerns are in the distant future for the women in Fo and Rame's piece.</w:t>
+        <w:t xml:space="preserve"> But mainly, we know Fo here only as a spirit of comic critique and subversive satire. For example, after the follies of the famous Dec. 19, 2001, meeting of the Pittsburgh School Board, it was suggested that only Aristophanes, W.S. Gilbert, Larry Gelbart or Dario Fo could do comic justice to the spur-of-the-moment confusion evident in the verbatim transcript of that meeting.</w:t>
         <w:br/>
-        <w:t xml:space="preserve"> The results is that no matter how laudable the intentions of its maker, "Orgasmo Adulto" is heavy-handed, misdirected agitprop that has far too little humor to make up for its earnestness.</w:t>
+        <w:t xml:space="preserve"> None of those satirists was actually available to dramatize that transcript. But that is approximately what Fo did do with the case of Giuseppe Pinelli, the mild-mannered anarchist railway worker who supposedly jumped to his death Dec. 15, 1969, from a fifth-floor window of the Milan police station. Pinelli was being questioned about several bombs that had gone off a few days earlier in Milan and Rome, one of which killed 16 people. Whoever was responsible for the bombs -- and in those days of open political warfare across the full spectrum of isms, it may well have been Fascist groups trying to frame the left -- the tale of Pinelli's suicide rings particularly false.</w:t>
         <w:br/>
-        <w:t xml:space="preserve"> This is to take nothing away from the performances of the three actresses performing the play, especially Wilkens and Albertson. Wilkens plays a middle-aged woman who has taken refuge in a church to escape the minions of the law who intend to return her to the marital home she has fled. There is a winning sense of irony and good-nature as Wilkens tells this sad tale.</w:t>
+        <w:t xml:space="preserve"> But Fo's rambunctious parable grew out of a specific political time and place and draws on a well-developed Italian tradition of political theater.</w:t>
         <w:br/>
-        <w:t xml:space="preserve"> Albertson gives a rich performance as she probes the dilemma of a young woman who yearns for love but is overwhelmed by the need to control its every incident in order to avoid pregnancy. There is a dignity and strength in this performance that flower when the woman decides to take full command of her body and her life.</w:t>
+        <w:t xml:space="preserve"> There is no such active tradition of political outrage in American theater, of course. So how do Jenkins and the Dallas-Pittsburgh production directed by Richard Hamburger translate Fo's left-wing critique of a repressive establishment into something understandable to Pittsburgh? And how will Pittsburgh react?</w:t>
+        <w:br/>
+        <w:t xml:space="preserve"> Fo's mix of slapstick comedy and radical politics requires a high-octane jolt of discipline and spirit. Witness last year's new British adaptation by Simon Nye ("Men Behaving Badly"), staged at London's Donmar Warehouse, which turned what was Italian thoroughly British, with many contemporary references to "axis of evil," Spider-Man, Bosnia and the Gulf War.</w:t>
+        <w:br/>
+        <w:t xml:space="preserve"> The result was, for an American, an uneasy mix. What seemed to be English police from their speech behaved in ways no one could imagine English police would behave. Will Jenkins also localize his adaptation? And if so, where?  To New York, Dallas, Pittsburgh or a generic America? If so, will American audiences tolerate such a robust expose of official repression and mendacity?</w:t>
+        <w:br/>
+        <w:t xml:space="preserve"> Dario Fo in Pittsburgh</w:t>
+        <w:br/>
+        <w:t xml:space="preserve"> The following is a list of Dario Fo plays -- some co-authored by his wife, Franca Rame -- that were staged in Pittsburgh:</w:t>
+        <w:br/>
+        <w:t xml:space="preserve"> 1986 -- "Accidental Death of an Anarchist," New Group Theatre.</w:t>
+        <w:br/>
+        <w:t xml:space="preserve"> 1989 -- "Can't Pay? Won't Pay!," New Group Theatre.</w:t>
+        <w:br/>
+        <w:t xml:space="preserve"> 1993 -- "Tiny, the Dreamer," Pittsburgh Theatre Labs; "Female Parts," New Group Theatre.</w:t>
+        <w:br/>
+        <w:t xml:space="preserve"> 2001 -- "The Open Couple," Pitt lab workshop.</w:t>
+        <w:br/>
+        <w:t xml:space="preserve"> STAGE PREVIEW</w:t>
+        <w:br/>
+        <w:t xml:space="preserve"> "The Accidental Death of an Anarchist"</w:t>
+        <w:br/>
+        <w:t xml:space="preserve"> Where: Pittsburgh Public Theater at the O'Reilly Theater, Downtown.</w:t>
+        <w:br/>
+        <w:t xml:space="preserve"> When: 8 p.m. Tuesdays through Fridays; 2 and 8 p.m. Saturdays; 2 and 7 p.m. Sundays (with some exceptions). Performances run through April 4.</w:t>
+        <w:br/>
+        <w:t xml:space="preserve"> Tickets: $12 to $42; 412-316-1600.</w:t>
         <w:br/>
         <w:br/>
         <w:t>Graphic</w:t>
@@ -75,7 +103,9 @@
         <w:br/>
         <w:t xml:space="preserve"> </w:t>
         <w:br/>
-        <w:t>Photograph</w:t>
+        <w:t xml:space="preserve">PHOTO: ABOVE: Dario Fo is considered a playwright of unusual dimension, philosophy and heritage. </w:t>
+        <w:br/>
+        <w:t xml:space="preserve"> PHOTO: LEFT: Mark Douet: The cast of the "Accidental Death of an Anarchist" includes, from left, Desmond Barrit as Bertozzo, Cornelius Booth as the Constable, Adrian Scarborough as the Superintendent and Paul Ritter as the Inspector.</w:t>
       </w:r>
     </w:p>
     <w:sectPr>

--- a/example_articles/countries/Italy/5.countries_Italy_Other_publisher.docx
+++ b/example_articles/countries/Italy/5.countries_Italy_Other_publisher.docx
@@ -7,9 +7,7 @@
         <w:pStyle w:val="Heading1"/>
       </w:pPr>
       <w:r>
-        <w:t>SLAPSTICK SATIRE;</w:t>
-        <w:br/>
-        <w:t xml:space="preserve"> ITALIAN DARIO FO'S 'ANARCHIST' LOOKS FOR TRUTH IN A POLITICAL FARCE</w:t>
+        <w:t>'Orgasmo Adulto' at the Loring is a bit passe</w:t>
       </w:r>
     </w:p>
     <w:p>
@@ -19,17 +17,17 @@
     </w:p>
     <w:p>
       <w:r>
-        <w:t>Date: 2004-03-10</w:t>
+        <w:t>Date: 1993-08-17</w:t>
       </w:r>
     </w:p>
     <w:p>
       <w:r>
-        <w:t>Section: ARTS &amp; ENTERTAINMENT,</w:t>
+        <w:t>Section: Variety; Pg. 3E</w:t>
       </w:r>
     </w:p>
     <w:p>
       <w:r>
-        <w:t>Source file: Other publishers/Files (500) (25).DOCX</w:t>
+        <w:t>Source file: Other publishers/Files (500) (21).DOCX</w:t>
       </w:r>
     </w:p>
     <w:p>
@@ -51,51 +49,25 @@
     </w:p>
     <w:p>
       <w:r>
-        <w:t>He's been called holy fool, buffoon, blasphemer and genius. Audiences love him, especially the irreverent working class of his native Italy. But when he's tried to bring his art to the United States, he's usually denied a visa. And when he received the 1997 Nobel Prize for Literature, the cheers were more than matched by expressions of outrage, both in Italy and abroad.</w:t>
+        <w:t>The most intriguing aspect of "Orgasmo Adulto Escapes from the Zoo," a late-night offering at the Loring Playhouse, is its title.</w:t>
         <w:br/>
-        <w:t xml:space="preserve"> He is Dario Fo, 77, a performer and playwright of unusual dimension, philosophy and heritage. And this farceur-provocateur is now getting his biggest ever showcase in Pittsburgh as the Public Theater presents its co-production (with the Dallas Theater Center) of a new adaptation by Ron Jenkins of Fo's characteristic 1970 political farce, "Accidental Death of an Anarchist."</w:t>
+        <w:t xml:space="preserve"> In other respects the Dario Fo-Franca Rame monologues, urging working class women to follow their own courses in life, are dated and aimed at the wrong audience.</w:t>
         <w:br/>
-        <w:t>It's subversive, no doubt about it -- subversive of the authoritative pomposity that sheathes official institutions. The play's basis is the real 1969 death of an anarchist who "fell" from the window of a police station where he was being interrogated. Into the nervous world of police bureaucracy erupts a mysterious maniac who takes on many guises -- most profitably, that of an investigating judge so aristocratically eccentric that he must be the real thing. Under the guise of helping the cops cover up, he teases the contradictory logic of their lies into new wonders of idiocy.</w:t>
+        <w:t xml:space="preserve"> The husband and wife team of Fo and Rame are the Italian equivalents of the San Francisco Mime Troupe and other political, guerrilla troupes of the 1960s. They see theater as a tool of illumination and reformation and favor the direct assault over subtle persuasion.</w:t>
         <w:br/>
-        <w:t xml:space="preserve"> It's like Joe Orton meets Brendan Behan meets Monty Python, but with radical intent.</w:t>
+        <w:t>"Orgasmo Adulto" consists of nine monologues that can be performed in any number of permutations and combinations on bare stages, factory floors and street stages. The three chosen by Prickly Heat Productions for the Loring show are similar in style and message.</w:t>
         <w:br/>
-        <w:t xml:space="preserve"> If Fo's mix of slapstick comedy and radical politics is known at all in Pittsburgh, other than as a foreign name wreathed in controversy, it is the work of the small New Group Theatre, which labored for years in a loft-like space in Bloomfield. Led by Martin Giles, the New Group did three Fo plays, including what was almost certainly the Pittsburgh premiere of "Accidental Death of an Anarchist" in 1986.</w:t>
+        <w:t xml:space="preserve"> The style is monologue with actresses Denise Sumpter Foy, Claudia Wilkens and Signe Anderson - each donning the clothes of an oppressed woman and spinning her thoughts and story onto the stage. The message is consistent. Women are oppressed by society in general and men in particular. They have to do all the work at home while their husbands sleep and watch TV. When they bolt the home, they are chased down like fugitives and returned to husband and children. They must be responsible for birth control and must bear the costs of unwanted pregnancies while men escape untouched.</w:t>
         <w:br/>
-        <w:t xml:space="preserve"> There's another Pittsburgh connection to Fo -- Rick Kemp, English director and actor. Along with acquiring two degrees from Oxford, Kemp studied and taught physical theater at Paris' Ecole Gaulier/Pagneux. That, and his experience as a rock drummer and street clown/entertainer, were appropriate preparation for his work two decades ago on the English premiere of Fo's "Mystero Buffo," which led to a stint studying and teaching in Fo's own school in Umbria, Italy.</w:t>
+        <w:t xml:space="preserve"> Fo and Rame aimed their messages at factory workers and their loutish mates. I doubt if they were very concerned with the plight of the upwardly mobile lasses making 75 grand a year and complaining about being oppressed. For better or worse, I don't think you will find many of their targets in Twin Cities audiences.</w:t>
         <w:br/>
-        <w:t xml:space="preserve"> But mainly, we know Fo here only as a spirit of comic critique and subversive satire. For example, after the follies of the famous Dec. 19, 2001, meeting of the Pittsburgh School Board, it was suggested that only Aristophanes, W.S. Gilbert, Larry Gelbart or Dario Fo could do comic justice to the spur-of-the-moment confusion evident in the verbatim transcript of that meeting.</w:t>
+        <w:t xml:space="preserve"> The times have also, to a large degree, passed this play by. One only has to watch "A . . . My Name Is Still Alice," to realize that women today have bypassed loutish mates. Now their problems are their own. How to balance work and motherhood. Whether independence is worth the price needed to pay for it. These concerns are in the distant future for the women in Fo and Rame's piece.</w:t>
         <w:br/>
-        <w:t xml:space="preserve"> None of those satirists was actually available to dramatize that transcript. But that is approximately what Fo did do with the case of Giuseppe Pinelli, the mild-mannered anarchist railway worker who supposedly jumped to his death Dec. 15, 1969, from a fifth-floor window of the Milan police station. Pinelli was being questioned about several bombs that had gone off a few days earlier in Milan and Rome, one of which killed 16 people. Whoever was responsible for the bombs -- and in those days of open political warfare across the full spectrum of isms, it may well have been Fascist groups trying to frame the left -- the tale of Pinelli's suicide rings particularly false.</w:t>
+        <w:t xml:space="preserve"> The results is that no matter how laudable the intentions of its maker, "Orgasmo Adulto" is heavy-handed, misdirected agitprop that has far too little humor to make up for its earnestness.</w:t>
         <w:br/>
-        <w:t xml:space="preserve"> But Fo's rambunctious parable grew out of a specific political time and place and draws on a well-developed Italian tradition of political theater.</w:t>
+        <w:t xml:space="preserve"> This is to take nothing away from the performances of the three actresses performing the play, especially Wilkens and Albertson. Wilkens plays a middle-aged woman who has taken refuge in a church to escape the minions of the law who intend to return her to the marital home she has fled. There is a winning sense of irony and good-nature as Wilkens tells this sad tale.</w:t>
         <w:br/>
-        <w:t xml:space="preserve"> There is no such active tradition of political outrage in American theater, of course. So how do Jenkins and the Dallas-Pittsburgh production directed by Richard Hamburger translate Fo's left-wing critique of a repressive establishment into something understandable to Pittsburgh? And how will Pittsburgh react?</w:t>
-        <w:br/>
-        <w:t xml:space="preserve"> Fo's mix of slapstick comedy and radical politics requires a high-octane jolt of discipline and spirit. Witness last year's new British adaptation by Simon Nye ("Men Behaving Badly"), staged at London's Donmar Warehouse, which turned what was Italian thoroughly British, with many contemporary references to "axis of evil," Spider-Man, Bosnia and the Gulf War.</w:t>
-        <w:br/>
-        <w:t xml:space="preserve"> The result was, for an American, an uneasy mix. What seemed to be English police from their speech behaved in ways no one could imagine English police would behave. Will Jenkins also localize his adaptation? And if so, where?  To New York, Dallas, Pittsburgh or a generic America? If so, will American audiences tolerate such a robust expose of official repression and mendacity?</w:t>
-        <w:br/>
-        <w:t xml:space="preserve"> Dario Fo in Pittsburgh</w:t>
-        <w:br/>
-        <w:t xml:space="preserve"> The following is a list of Dario Fo plays -- some co-authored by his wife, Franca Rame -- that were staged in Pittsburgh:</w:t>
-        <w:br/>
-        <w:t xml:space="preserve"> 1986 -- "Accidental Death of an Anarchist," New Group Theatre.</w:t>
-        <w:br/>
-        <w:t xml:space="preserve"> 1989 -- "Can't Pay? Won't Pay!," New Group Theatre.</w:t>
-        <w:br/>
-        <w:t xml:space="preserve"> 1993 -- "Tiny, the Dreamer," Pittsburgh Theatre Labs; "Female Parts," New Group Theatre.</w:t>
-        <w:br/>
-        <w:t xml:space="preserve"> 2001 -- "The Open Couple," Pitt lab workshop.</w:t>
-        <w:br/>
-        <w:t xml:space="preserve"> STAGE PREVIEW</w:t>
-        <w:br/>
-        <w:t xml:space="preserve"> "The Accidental Death of an Anarchist"</w:t>
-        <w:br/>
-        <w:t xml:space="preserve"> Where: Pittsburgh Public Theater at the O'Reilly Theater, Downtown.</w:t>
-        <w:br/>
-        <w:t xml:space="preserve"> When: 8 p.m. Tuesdays through Fridays; 2 and 8 p.m. Saturdays; 2 and 7 p.m. Sundays (with some exceptions). Performances run through April 4.</w:t>
-        <w:br/>
-        <w:t xml:space="preserve"> Tickets: $12 to $42; 412-316-1600.</w:t>
+        <w:t xml:space="preserve"> Albertson gives a rich performance as she probes the dilemma of a young woman who yearns for love but is overwhelmed by the need to control its every incident in order to avoid pregnancy. There is a dignity and strength in this performance that flower when the woman decides to take full command of her body and her life.</w:t>
         <w:br/>
         <w:br/>
         <w:t>Graphic</w:t>
@@ -103,9 +75,7 @@
         <w:br/>
         <w:t xml:space="preserve"> </w:t>
         <w:br/>
-        <w:t xml:space="preserve">PHOTO: ABOVE: Dario Fo is considered a playwright of unusual dimension, philosophy and heritage. </w:t>
-        <w:br/>
-        <w:t xml:space="preserve"> PHOTO: LEFT: Mark Douet: The cast of the "Accidental Death of an Anarchist" includes, from left, Desmond Barrit as Bertozzo, Cornelius Booth as the Constable, Adrian Scarborough as the Superintendent and Paul Ritter as the Inspector.</w:t>
+        <w:t>Photograph</w:t>
       </w:r>
     </w:p>
     <w:sectPr>

--- a/example_articles/countries/Italy/5.countries_Italy_Other_publisher.docx
+++ b/example_articles/countries/Italy/5.countries_Italy_Other_publisher.docx
@@ -32,7 +32,7 @@
     </w:p>
     <w:p>
       <w:r>
-        <w:t>Raw locations result, 'locations': ['Italy']</w:t>
+        <w:t>Raw locations result, 'locations': ['Italy', 'NA']</w:t>
       </w:r>
     </w:p>
     <w:p>
